--- a/klagomål/A 38222-2026 FSC-klagomål.docx
+++ b/klagomål/A 38222-2026 FSC-klagomål.docx
@@ -178,7 +178,7 @@
       <w:r>
         <w:drawing>
           <wp:inline xmlns:a="http://schemas.openxmlformats.org/drawingml/2006/main" xmlns:pic="http://schemas.openxmlformats.org/drawingml/2006/picture">
-            <wp:extent cx="5486400" cy="5292208"/>
+            <wp:extent cx="5486400" cy="5165889"/>
             <wp:docPr id="1" name="Picture 1"/>
             <wp:cNvGraphicFramePr>
               <a:graphicFrameLocks noChangeAspect="1"/>
@@ -199,7 +199,7 @@
                   <pic:spPr>
                     <a:xfrm>
                       <a:off x="0" y="0"/>
-                      <a:ext cx="5486400" cy="5292208"/>
+                      <a:ext cx="5486400" cy="5165889"/>
                     </a:xfrm>
                     <a:prstGeom prst="rect"/>
                   </pic:spPr>
@@ -216,12 +216,12 @@
         <w:spacing w:after="240"/>
       </w:pPr>
       <w:r>
-        <w:t>Figur 1. Fyndplatser för naturvårdsarter i avverkningsanmälan. Markörer utan svart kant är placerade på fyndplatsen. Markörer med svart kant är placerade vid sidan av fyndplatsen och har ett svart streck som visar fyndplatsens exakta position. Kartans mittpunktskoordinat är N 7196716, E 712279 i SWEREF 99 TM.</w:t>
+        <w:t>Figur 1. Fyndplatser för naturvårdsarter i och inom 2 meter från avverkningsanmälan. Markörer utan svart kant är placerade på fyndplatsen. Markörer med svart kant är placerade vid sidan av fyndplatsen och har ett svart streck som visar fyndplatsens exakta position. Kartans mittpunktskoordinat är N 7196716, E 712279 i SWEREF 99 TM.</w:t>
       </w:r>
     </w:p>
     <w:p>
       <w:r>
-        <w:t>I avverkningsanmälan finns fynd av 3 naturvårdsarter, varav 2 är rödlistade, 2 är fridlysta och 3 är typiska (T): garnlav (VU, T), tretåig hackspett (NT, T, §4) och spillkråka (T, §4). Se Figur 1.</w:t>
+        <w:t>I och inom 2 meter från avverkningsanmälan finns fynd av 5 naturvårdsarter, varav 3 är rödlistade, 2 är fridlysta, 5 är typiska (T) och 1 är signalart (S): garnlav (VU, T), tretåig hackspett (NT, T, §4), ullticka (NT, T), vedticka (S, T) och spillkråka (T, §4). Se Figur 1.</w:t>
       </w:r>
     </w:p>
     <w:p>
@@ -310,6 +310,82 @@
         <w:rPr>
           <w:b/>
         </w:rPr>
+        <w:t>Ullticka (NT)</w:t>
+      </w:r>
+      <w:r>
+        <w:t xml:space="preserve"> är knuten till restbestånd av barrnaturskog och förekommer med ett tydligt optimum i orörda eller måttligt påverkade gamla granskogar där det föreligger viss kontinuitet av grov död ved. Ullticka är en bra signalart inom hela sitt utbredningsområde och i södra Sverige är den sällsynt och en god signalart för skyddsvärda granskogsmiljöer. Den hotas av avverkning och fragmentering av naturskog och äldre granskog med lång trädkontinuitet. På ullticka kan ibland ulltickeporing (VU) påträffas - det är en sällsynt ticka som nyligen delats upp i de tre olika arterna ulltickeporing </w:t>
+      </w:r>
+      <w:r>
+        <w:rPr>
+          <w:i/>
+        </w:rPr>
+        <w:t xml:space="preserve">Skeletocutis brevispora </w:t>
+      </w:r>
+      <w:r>
+        <w:t>(VU)</w:t>
+      </w:r>
+      <w:r>
+        <w:rPr>
+          <w:i/>
+        </w:rPr>
+        <w:t>, Skeletocutis delicata</w:t>
+      </w:r>
+      <w:r>
+        <w:t xml:space="preserve"> (VU)</w:t>
+      </w:r>
+      <w:r>
+        <w:rPr>
+          <w:i/>
+        </w:rPr>
+        <w:t xml:space="preserve"> och Skeletocutis exilis</w:t>
+      </w:r>
+      <w:r>
+        <w:t xml:space="preserve"> (NT). Ullticka är typisk art för </w:t>
+      </w:r>
+      <w:r>
+        <w:rPr>
+          <w:i/>
+        </w:rPr>
+        <w:t xml:space="preserve">9010 Taiga, 9050 Näringsrik granskog </w:t>
+      </w:r>
+      <w:r>
+        <w:t xml:space="preserve">och </w:t>
+      </w:r>
+      <w:r>
+        <w:rPr>
+          <w:i/>
+        </w:rPr>
+        <w:t>9030 Landhöjningsskog</w:t>
+      </w:r>
+      <w:r>
+        <w:t xml:space="preserve"> (SLU Artdatabanken, 2026; Nitare &amp; Skogsstyrelsen, 2019; Miettinen &amp; Niemelä, 2018).</w:t>
+      </w:r>
+    </w:p>
+    <w:p>
+      <w:r>
+        <w:rPr>
+          <w:b/>
+        </w:rPr>
+        <w:t xml:space="preserve">Vedticka </w:t>
+      </w:r>
+      <w:r>
+        <w:t xml:space="preserve">är en bra signalart söder om den naturliga norrlandsgränsen. Den är huvudsakligen knuten till äldre barrskogar där det föreligger långvarig kontinuitet av död barrved. Vedticka är typisk art för </w:t>
+      </w:r>
+      <w:r>
+        <w:rPr>
+          <w:i/>
+        </w:rPr>
+        <w:t xml:space="preserve">9010 Taiga </w:t>
+      </w:r>
+      <w:r>
+        <w:t>(Nitare &amp; Skogsstyrelsen, 2019; SLU Artdatabanken, 2025).</w:t>
+      </w:r>
+    </w:p>
+    <w:p>
+      <w:r>
+        <w:rPr>
+          <w:b/>
+        </w:rPr>
         <w:t>Spillkråka (§4)</w:t>
       </w:r>
       <w:r>
@@ -440,7 +516,7 @@
         <w:rPr>
           <w:i/>
         </w:rPr>
-        <w:t>I det avverkningsanmälda skogsområdet har 3 naturvårdsarter varav 2 rödlistade arter sina livsmiljöer och växtplatser.</w:t>
+        <w:t>I det avverkningsanmälda skogsområdet har 5 naturvårdsarter varav 3 rödlistade arter sina livsmiljöer och växtplatser.</w:t>
       </w:r>
     </w:p>
     <w:p>
@@ -1041,7 +1117,7 @@
     <w:r>
       <w:tab/>
       <w:tab/>
-      <w:t>2026-10-09</w:t>
+      <w:t>2026-10-10</w:t>
       <w:br/>
       <w:br/>
     </w:r>

--- a/klagomål/A 38222-2026 FSC-klagomål.docx
+++ b/klagomål/A 38222-2026 FSC-klagomål.docx
@@ -1117,7 +1117,7 @@
     <w:r>
       <w:tab/>
       <w:tab/>
-      <w:t>2026-10-10</w:t>
+      <w:t>2026-10-11</w:t>
       <w:br/>
       <w:br/>
     </w:r>

--- a/klagomål/A 38222-2026 FSC-klagomål.docx
+++ b/klagomål/A 38222-2026 FSC-klagomål.docx
@@ -1117,7 +1117,7 @@
     <w:r>
       <w:tab/>
       <w:tab/>
-      <w:t>2026-10-11</w:t>
+      <w:t>2026-10-12</w:t>
       <w:br/>
       <w:br/>
     </w:r>

--- a/klagomål/A 38222-2026 FSC-klagomål.docx
+++ b/klagomål/A 38222-2026 FSC-klagomål.docx
@@ -1117,7 +1117,7 @@
     <w:r>
       <w:tab/>
       <w:tab/>
-      <w:t>2026-10-12</w:t>
+      <w:t>2026-10-13</w:t>
       <w:br/>
       <w:br/>
     </w:r>

--- a/klagomål/A 38222-2026 FSC-klagomål.docx
+++ b/klagomål/A 38222-2026 FSC-klagomål.docx
@@ -216,12 +216,12 @@
         <w:spacing w:after="240"/>
       </w:pPr>
       <w:r>
-        <w:t>Figur 1. Fyndplatser för naturvårdsarter i och inom 2 meter från avverkningsanmälan. Markörer utan svart kant är placerade på fyndplatsen. Markörer med svart kant är placerade vid sidan av fyndplatsen och har ett svart streck som visar fyndplatsens exakta position. Kartans mittpunktskoordinat är N 7196716, E 712279 i SWEREF 99 TM.</w:t>
+        <w:t>Figur 1. Fyndplatser för naturvårdsarter i och inom 4 meter från avverkningsanmälan. Markörer utan svart kant är placerade på fyndplatsen. Markörer med svart kant är placerade vid sidan av fyndplatsen och har ett svart streck som visar fyndplatsens exakta position. Kartans mittpunktskoordinat är N 7196716, E 712279 i SWEREF 99 TM.</w:t>
       </w:r>
     </w:p>
     <w:p>
       <w:r>
-        <w:t>I och inom 2 meter från avverkningsanmälan finns fynd av 5 naturvårdsarter, varav 3 är rödlistade, 2 är fridlysta, 5 är typiska (T) och 1 är signalart (S): garnlav (VU, T), tretåig hackspett (NT, T, §4), ullticka (NT, T), vedticka (S, T) och spillkråka (T, §4). Se Figur 1.</w:t>
+        <w:t>I och inom 4 meter från avverkningsanmälan finns fynd av 5 naturvårdsarter, varav 3 är rödlistade, 2 är fridlysta, 5 är typiska (T) och 1 är signalart (S): garnlav (VU, T), tretåig hackspett (NT, T, §4), ullticka (NT, T), vedticka (S, T) och spillkråka (T, §4). Se Figur 1.</w:t>
       </w:r>
     </w:p>
     <w:p>
@@ -1117,7 +1117,7 @@
     <w:r>
       <w:tab/>
       <w:tab/>
-      <w:t>2026-10-13</w:t>
+      <w:t>2026-10-14</w:t>
       <w:br/>
       <w:br/>
     </w:r>

--- a/klagomål/A 38222-2026 FSC-klagomål.docx
+++ b/klagomål/A 38222-2026 FSC-klagomål.docx
@@ -1117,7 +1117,7 @@
     <w:r>
       <w:tab/>
       <w:tab/>
-      <w:t>2026-10-14</w:t>
+      <w:t>2026-10-15</w:t>
       <w:br/>
       <w:br/>
     </w:r>

--- a/klagomål/A 38222-2026 FSC-klagomål.docx
+++ b/klagomål/A 38222-2026 FSC-klagomål.docx
@@ -1117,7 +1117,7 @@
     <w:r>
       <w:tab/>
       <w:tab/>
-      <w:t>2026-10-15</w:t>
+      <w:t>2026-10-16</w:t>
       <w:br/>
       <w:br/>
     </w:r>

--- a/klagomål/A 38222-2026 FSC-klagomål.docx
+++ b/klagomål/A 38222-2026 FSC-klagomål.docx
@@ -1117,7 +1117,7 @@
     <w:r>
       <w:tab/>
       <w:tab/>
-      <w:t>2026-10-16</w:t>
+      <w:t>2026-10-17</w:t>
       <w:br/>
       <w:br/>
     </w:r>

--- a/klagomål/A 38222-2026 FSC-klagomål.docx
+++ b/klagomål/A 38222-2026 FSC-klagomål.docx
@@ -1117,7 +1117,7 @@
     <w:r>
       <w:tab/>
       <w:tab/>
-      <w:t>2026-10-17</w:t>
+      <w:t>2026-10-18</w:t>
       <w:br/>
       <w:br/>
     </w:r>

--- a/klagomål/A 38222-2026 FSC-klagomål.docx
+++ b/klagomål/A 38222-2026 FSC-klagomål.docx
@@ -1117,7 +1117,7 @@
     <w:r>
       <w:tab/>
       <w:tab/>
-      <w:t>2026-10-18</w:t>
+      <w:t>2026-10-19</w:t>
       <w:br/>
       <w:br/>
     </w:r>

--- a/klagomål/A 38222-2026 FSC-klagomål.docx
+++ b/klagomål/A 38222-2026 FSC-klagomål.docx
@@ -1117,7 +1117,7 @@
     <w:r>
       <w:tab/>
       <w:tab/>
-      <w:t>2026-10-19</w:t>
+      <w:t>2026-10-20</w:t>
       <w:br/>
       <w:br/>
     </w:r>

--- a/klagomål/A 38222-2026 FSC-klagomål.docx
+++ b/klagomål/A 38222-2026 FSC-klagomål.docx
@@ -1117,7 +1117,7 @@
     <w:r>
       <w:tab/>
       <w:tab/>
-      <w:t>2026-10-20</w:t>
+      <w:t>2026-10-21</w:t>
       <w:br/>
       <w:br/>
     </w:r>

--- a/klagomål/A 38222-2026 FSC-klagomål.docx
+++ b/klagomål/A 38222-2026 FSC-klagomål.docx
@@ -1117,7 +1117,7 @@
     <w:r>
       <w:tab/>
       <w:tab/>
-      <w:t>2026-10-21</w:t>
+      <w:t>2026-10-22</w:t>
       <w:br/>
       <w:br/>
     </w:r>

--- a/klagomål/A 38222-2026 FSC-klagomål.docx
+++ b/klagomål/A 38222-2026 FSC-klagomål.docx
@@ -1117,7 +1117,7 @@
     <w:r>
       <w:tab/>
       <w:tab/>
-      <w:t>2026-10-22</w:t>
+      <w:t>2026-10-23</w:t>
       <w:br/>
       <w:br/>
     </w:r>

--- a/klagomål/A 38222-2026 FSC-klagomål.docx
+++ b/klagomål/A 38222-2026 FSC-klagomål.docx
@@ -1117,7 +1117,7 @@
     <w:r>
       <w:tab/>
       <w:tab/>
-      <w:t>2026-10-23</w:t>
+      <w:t>2026-10-24</w:t>
       <w:br/>
       <w:br/>
     </w:r>

--- a/klagomål/A 38222-2026 FSC-klagomål.docx
+++ b/klagomål/A 38222-2026 FSC-klagomål.docx
@@ -1117,7 +1117,7 @@
     <w:r>
       <w:tab/>
       <w:tab/>
-      <w:t>2026-10-24</w:t>
+      <w:t>2026-10-25</w:t>
       <w:br/>
       <w:br/>
     </w:r>

--- a/klagomål/A 38222-2026 FSC-klagomål.docx
+++ b/klagomål/A 38222-2026 FSC-klagomål.docx
@@ -1117,7 +1117,7 @@
     <w:r>
       <w:tab/>
       <w:tab/>
-      <w:t>2026-10-25</w:t>
+      <w:t>2026-10-26</w:t>
       <w:br/>
       <w:br/>
     </w:r>

--- a/klagomål/A 38222-2026 FSC-klagomål.docx
+++ b/klagomål/A 38222-2026 FSC-klagomål.docx
@@ -1117,7 +1117,7 @@
     <w:r>
       <w:tab/>
       <w:tab/>
-      <w:t>2026-10-26</w:t>
+      <w:t>2026-10-27</w:t>
       <w:br/>
       <w:br/>
     </w:r>

--- a/klagomål/A 38222-2026 FSC-klagomål.docx
+++ b/klagomål/A 38222-2026 FSC-klagomål.docx
@@ -1117,7 +1117,7 @@
     <w:r>
       <w:tab/>
       <w:tab/>
-      <w:t>2026-10-27</w:t>
+      <w:t>2026-10-28</w:t>
       <w:br/>
       <w:br/>
     </w:r>

--- a/klagomål/A 38222-2026 FSC-klagomål.docx
+++ b/klagomål/A 38222-2026 FSC-klagomål.docx
@@ -1117,7 +1117,7 @@
     <w:r>
       <w:tab/>
       <w:tab/>
-      <w:t>2026-10-28</w:t>
+      <w:t>2026-10-29</w:t>
       <w:br/>
       <w:br/>
     </w:r>

--- a/klagomål/A 38222-2026 FSC-klagomål.docx
+++ b/klagomål/A 38222-2026 FSC-klagomål.docx
@@ -1117,7 +1117,7 @@
     <w:r>
       <w:tab/>
       <w:tab/>
-      <w:t>2026-10-29</w:t>
+      <w:t>2026-10-31</w:t>
       <w:br/>
       <w:br/>
     </w:r>
